--- a/docs/2026-05-29_plan-razvitiya-30-dney_doc.docx
+++ b/docs/2026-05-29_plan-razvitiya-30-dney_doc.docx
@@ -995,10 +995,35 @@
     </w:p>
     <w:p>
       <w:pPr>
+        <w:ind w:left="425"/>
+      </w:pPr>
+      <w:r>
+        <w:rPr>
+          <w:b/>
+          <w:color w:val="4A90E2"/>
+        </w:rPr>
+        <w:t xml:space="preserve">▎ </w:t>
+      </w:r>
+      <w:r>
+        <w:rPr>
+          <w:b/>
+          <w:i/>
+        </w:rPr>
+        <w:t>Темп: план пройден с опережением.</w:t>
+      </w:r>
+      <w:r>
+        <w:rPr>
+          <w:i/>
+        </w:rPr>
+        <w:t xml:space="preserve"> К 10.06 закрыты недели 1–4 (кроме мелочей) — работа шла быстрее календаря. Ниже — фактический статус по пунктам.</w:t>
+      </w:r>
+    </w:p>
+    <w:p>
+      <w:pPr>
         <w:pStyle w:val="Heading3"/>
       </w:pPr>
       <w:r>
-        <w:t>Неделя 2 (05.06 — 11.06). Боевой прогон</w:t>
+        <w:t>Неделя 2 (05.06 — 11.06). Боевой прогон — ✅ ЗАКРЫТА</w:t>
       </w:r>
     </w:p>
     <w:p>
@@ -1074,7 +1099,7 @@
         <w:pStyle w:val="ListBullet"/>
       </w:pPr>
       <w:r>
-        <w:t xml:space="preserve">[ ] </w:t>
+        <w:t xml:space="preserve">[x] </w:t>
       </w:r>
       <w:r>
         <w:rPr>
@@ -1083,16 +1108,16 @@
         <w:t>Боевой прогон видео-ветки</w:t>
       </w:r>
       <w:r>
-        <w:t xml:space="preserve"> — по записи OpenClaw собрать ТЗ на монтаж через </w:t>
+        <w:t xml:space="preserve"> — по записи OpenClaw (2:24) собрано ТЗ на монтаж, одобрено и передано монтажёру (04.06). Сверх плана выросли скилл </w:t>
       </w:r>
       <w:r>
         <w:rPr>
           <w:rFonts w:ascii="Courier New" w:hAnsi="Courier New"/>
         </w:rPr>
-        <w:t>video-edit-assistant</w:t>
-      </w:r>
-      <w:r>
-        <w:t>. Ждём от Повелительницы запись или её черновик ТЗ.</w:t>
+        <w:t>Montage-TZ</w:t>
+      </w:r>
+      <w:r>
+        <w:t xml:space="preserve"> и Telegram-бот.</w:t>
       </w:r>
     </w:p>
     <w:p>
@@ -1100,7 +1125,7 @@
         <w:pStyle w:val="ListBullet"/>
       </w:pPr>
       <w:r>
-        <w:t>[ ] Контентный сквозной прогон (</w:t>
+        <w:t>[x] Контентный сквозной прогон (</w:t>
       </w:r>
       <w:r>
         <w:rPr>
@@ -1115,10 +1140,10 @@
         <w:rPr>
           <w:rFonts w:ascii="Courier New" w:hAnsi="Courier New"/>
         </w:rPr>
-        <w:t>Webinar-Prep</w:t>
-      </w:r>
-      <w:r>
-        <w:t>) — на ближайшем НЕ собранном вручную вебинаре.</w:t>
+        <w:t>editor</w:t>
+      </w:r>
+      <w:r>
+        <w:t>) — на эфире ИИ-Акселератора (08.06): концепция → лендинг → анонсы → презентация → гайд → редактура.</w:t>
       </w:r>
     </w:p>
     <w:p>
@@ -1126,7 +1151,16 @@
         <w:pStyle w:val="ListBullet"/>
       </w:pPr>
       <w:r>
-        <w:t>[ ] Зафиксировать, где система спотыкается и сколько правок руками потребовалось.</w:t>
+        <w:t xml:space="preserve">[x] Зафиксировать, где система спотыкается и сколько правок руками — ретро 1-го прогона </w:t>
+      </w:r>
+      <w:r>
+        <w:rPr>
+          <w:rFonts w:ascii="Courier New" w:hAnsi="Courier New"/>
+        </w:rPr>
+        <w:t>docs/2026-06-08_akselerator-progon-retro_doc.md</w:t>
+      </w:r>
+      <w:r>
+        <w:t>.</w:t>
       </w:r>
     </w:p>
     <w:p>
@@ -1134,7 +1168,7 @@
         <w:pStyle w:val="Heading3"/>
       </w:pPr>
       <w:r>
-        <w:t>Неделя 3 (12.06 — 18.06). Закрытие узких мест</w:t>
+        <w:t>Неделя 3 (12.06 — 18.06). Закрытие узких мест — ✅ ЗАКРЫТА досрочно</w:t>
       </w:r>
     </w:p>
     <w:p>
@@ -1142,7 +1176,7 @@
         <w:pStyle w:val="ListBullet"/>
       </w:pPr>
       <w:r>
-        <w:t>[ ] Доработать субагентов по итогам прогона (там, где было больше всего ручных правок).</w:t>
+        <w:t>[x] Доработать субагентов по итогам прогона — OCR-проход в видео-ветке, блокировка записи у субагентов, аудит всех 15 агентов.</w:t>
       </w:r>
     </w:p>
     <w:p>
@@ -1150,7 +1184,34 @@
         <w:pStyle w:val="ListBullet"/>
       </w:pPr>
       <w:r>
-        <w:t>[ ] Усилить knowledge-base тем, чего не хватило агентам в бою.</w:t>
+        <w:t xml:space="preserve">[x] Усилить knowledge-base — языковые правила в </w:t>
+      </w:r>
+      <w:r>
+        <w:rPr>
+          <w:rFonts w:ascii="Courier New" w:hAnsi="Courier New"/>
+        </w:rPr>
+        <w:t>tone-of-voice.md</w:t>
+      </w:r>
+      <w:r>
+        <w:t xml:space="preserve">, статус Акселератора в </w:t>
+      </w:r>
+      <w:r>
+        <w:rPr>
+          <w:rFonts w:ascii="Courier New" w:hAnsi="Courier New"/>
+        </w:rPr>
+        <w:t>zerocoder-facts.md</w:t>
+      </w:r>
+      <w:r>
+        <w:t xml:space="preserve">, скелет </w:t>
+      </w:r>
+      <w:r>
+        <w:rPr>
+          <w:rFonts w:ascii="Courier New" w:hAnsi="Courier New"/>
+        </w:rPr>
+        <w:t>cases.md</w:t>
+      </w:r>
+      <w:r>
+        <w:t>.</w:t>
       </w:r>
     </w:p>
     <w:p>
@@ -1158,7 +1219,7 @@
         <w:pStyle w:val="ListBullet"/>
       </w:pPr>
       <w:r>
-        <w:t xml:space="preserve">[ ] Прогнать постмонтажную ветку: </w:t>
+        <w:t xml:space="preserve">[x] Прогнать постмонтажную ветку — </w:t>
       </w:r>
       <w:r>
         <w:rPr>
@@ -1167,7 +1228,16 @@
         <w:t>video-edit-assistant</w:t>
       </w:r>
       <w:r>
-        <w:t xml:space="preserve"> на записи прошедшего эфира.</w:t>
+        <w:t xml:space="preserve"> по записи OpenClaw + полный e2e скилла </w:t>
+      </w:r>
+      <w:r>
+        <w:rPr>
+          <w:rFonts w:ascii="Courier New" w:hAnsi="Courier New"/>
+        </w:rPr>
+        <w:t>Montage-TZ</w:t>
+      </w:r>
+      <w:r>
+        <w:t xml:space="preserve"> на реальной записи Kinescope (09.06).</w:t>
       </w:r>
     </w:p>
     <w:p>
@@ -1175,7 +1245,7 @@
         <w:pStyle w:val="ListBullet"/>
       </w:pPr>
       <w:r>
-        <w:t>[ ] Обновить чек-листы качества под найденные слабые места.</w:t>
+        <w:t>[x] Обновить чек-листы качества — чек-лист монтажа дополнен (границы реза, речевой мусор, блюр).</w:t>
       </w:r>
     </w:p>
     <w:p>
@@ -1183,7 +1253,7 @@
         <w:pStyle w:val="Heading3"/>
       </w:pPr>
       <w:r>
-        <w:t>Неделя 4 (19.06 — 28.06). Стабилизация и презентация</w:t>
+        <w:t>Неделя 4 (19.06 — 28.06). Стабилизация и презентация — ✅ почти закрыта досрочно</w:t>
       </w:r>
     </w:p>
     <w:p>
@@ -1191,7 +1261,16 @@
         <w:pStyle w:val="ListBullet"/>
       </w:pPr>
       <w:r>
-        <w:t>[ ] Второй сквозной прогон на следующем вебинаре — сравнить число ручных правок с первым прогоном.</w:t>
+        <w:t xml:space="preserve">[x] Второй сквозной прогон — сравнить число ручных правок с первым: замер </w:t>
+      </w:r>
+      <w:r>
+        <w:rPr>
+          <w:rFonts w:ascii="Courier New" w:hAnsi="Courier New"/>
+        </w:rPr>
+        <w:t>docs/2026-06-09_orchestra-run2-metric_doc.md</w:t>
+      </w:r>
+      <w:r>
+        <w:t xml:space="preserve"> (правки по языку упали с «всего объёма» до одной).</w:t>
       </w:r>
     </w:p>
     <w:p>
@@ -1199,7 +1278,16 @@
         <w:pStyle w:val="ListBullet"/>
       </w:pPr>
       <w:r>
-        <w:t>[ ] Собрать документ-карту системы (схема уровней + таблица маршрутизации).</w:t>
+        <w:t xml:space="preserve">[x] Документ-карта системы — </w:t>
+      </w:r>
+      <w:r>
+        <w:rPr>
+          <w:rFonts w:ascii="Courier New" w:hAnsi="Courier New"/>
+        </w:rPr>
+        <w:t>docs/2026-05-29_orchestra-system-map_doc.md</w:t>
+      </w:r>
+      <w:r>
+        <w:t xml:space="preserve"> (схема 3 уровней + маршрутизация).</w:t>
       </w:r>
     </w:p>
     <w:p>
@@ -1207,7 +1295,16 @@
         <w:pStyle w:val="ListBullet"/>
       </w:pPr>
       <w:r>
-        <w:t>[ ] Оформить демо-прогон для презентации.</w:t>
+        <w:t>[x] Демо-прогон для презентации — оформлено как публичная витрина-репозиторий с README и скриншотами работы (</w:t>
+      </w:r>
+      <w:r>
+        <w:rPr>
+          <w:rFonts w:ascii="Courier New" w:hAnsi="Courier New"/>
+        </w:rPr>
+        <w:t>docs/proof/</w:t>
+      </w:r>
+      <w:r>
+        <w:t>).</w:t>
       </w:r>
     </w:p>
     <w:p>
@@ -1215,7 +1312,16 @@
         <w:pStyle w:val="ListBullet"/>
       </w:pPr>
       <w:r>
-        <w:t>[ ] Ретро: что осталось хрупким, план на следующий месяц.</w:t>
+        <w:t xml:space="preserve">[x] Ретро: что осталось хрупким + план на следующий месяц — </w:t>
+      </w:r>
+      <w:r>
+        <w:rPr>
+          <w:rFonts w:ascii="Courier New" w:hAnsi="Courier New"/>
+        </w:rPr>
+        <w:t>docs/2026-06-10_retro-i-plan-vpered_doc.md</w:t>
+      </w:r>
+      <w:r>
+        <w:t>.</w:t>
       </w:r>
     </w:p>
     <w:p>

--- a/docs/2026-05-29_plan-razvitiya-30-dney_doc.docx
+++ b/docs/2026-05-29_plan-razvitiya-30-dney_doc.docx
@@ -920,7 +920,7 @@
         <w:t>landings/</w:t>
       </w:r>
       <w:r>
-        <w:t xml:space="preserve"> (1 — блочная структура лендинга Пименова). Остался указатель по </w:t>
+        <w:t xml:space="preserve"> (1 — блочная структура лендинга Пименова), </w:t>
       </w:r>
       <w:r>
         <w:rPr>
@@ -929,7 +929,7 @@
         <w:t>decks/</w:t>
       </w:r>
       <w:r>
-        <w:t xml:space="preserve"> (markdown-структуры слайдов в проекте нет — соберём после ближайшего эфира).</w:t>
+        <w:t xml:space="preserve"> (1 — структура продающего вебинара-практикума OpenClaw, 62 слайда, добавлена 04.06).</w:t>
       </w:r>
     </w:p>
     <w:p>

--- a/docs/2026-05-29_plan-razvitiya-30-dney_doc.docx
+++ b/docs/2026-05-29_plan-razvitiya-30-dney_doc.docx
@@ -2149,7 +2149,7 @@
         <w:pStyle w:val="Heading2"/>
       </w:pPr>
       <w:r>
-        <w:t>Итог</w:t>
+        <w:t>Итог (обновлено 10.06.2026)</w:t>
       </w:r>
     </w:p>
     <w:p>
@@ -2163,7 +2163,16 @@
         <w:t>Вектор:</w:t>
       </w:r>
       <w:r>
-        <w:t xml:space="preserve"> агентные системы.</w:t>
+        <w:t xml:space="preserve"> агентные системы. </w:t>
+      </w:r>
+      <w:r>
+        <w:rPr>
+          <w:b/>
+        </w:rPr>
+        <w:t>Проект:</w:t>
+      </w:r>
+      <w:r>
+        <w:t xml:space="preserve"> агент-ассистент Zerocoder с оркестрацией.</w:t>
       </w:r>
     </w:p>
     <w:p>
@@ -2174,10 +2183,18 @@
         <w:rPr>
           <w:b/>
         </w:rPr>
-        <w:t>Проект:</w:t>
-      </w:r>
-      <w:r>
-        <w:t xml:space="preserve"> агент-ассистент Zerocoder с оркестрацией — довести до надёжного сквозного цикла запуска.</w:t>
+        <w:t>План пройден с опережением:</w:t>
+      </w:r>
+      <w:r>
+        <w:t xml:space="preserve"> все 4 недели закрыты (статусы — выше по пунктам).</w:t>
+      </w:r>
+    </w:p>
+    <w:p>
+      <w:pPr>
+        <w:pStyle w:val="Heading3"/>
+      </w:pPr>
+      <w:r>
+        <w:t>Что собрано (факт на 10.06)</w:t>
       </w:r>
     </w:p>
     <w:p>
@@ -2188,10 +2205,10 @@
         <w:rPr>
           <w:b/>
         </w:rPr>
-        <w:t>Маршрут заполнен:</w:t>
-      </w:r>
-      <w:r>
-        <w:t xml:space="preserve"> для кого, какой сценарий, как проверю, как презентую.</w:t>
+        <w:t>Оркестр</w:t>
+      </w:r>
+      <w:r>
+        <w:t xml:space="preserve"> — главный агент + 15 субагентов в 3 уровнях, база знаний (4 источника), чек-листы по 5 жанрам, скиллы.</w:t>
       </w:r>
     </w:p>
     <w:p>
@@ -2202,91 +2219,10 @@
         <w:rPr>
           <w:b/>
         </w:rPr>
-        <w:t>Первое действие выполнено и переросло в закрытие всей недели 1:</w:t>
-      </w:r>
-      <w:r>
-        <w:t xml:space="preserve"> доработан </w:t>
-      </w:r>
-      <w:r>
-        <w:rPr>
-          <w:rFonts w:ascii="Courier New" w:hAnsi="Courier New"/>
-        </w:rPr>
-        <w:t>editor</w:t>
-      </w:r>
-      <w:r>
-        <w:t xml:space="preserve"> (регистр по бренду), добавлен и подключён скилл </w:t>
-      </w:r>
-      <w:r>
-        <w:rPr>
-          <w:rFonts w:ascii="Courier New" w:hAnsi="Courier New"/>
-        </w:rPr>
-        <w:t>Webinar-Prep</w:t>
-      </w:r>
-      <w:r>
-        <w:t xml:space="preserve">, связан с ним </w:t>
-      </w:r>
-      <w:r>
-        <w:rPr>
-          <w:rFonts w:ascii="Courier New" w:hAnsi="Courier New"/>
-        </w:rPr>
-        <w:t>methodist</w:t>
-      </w:r>
-      <w:r>
-        <w:t xml:space="preserve">, проведён аудит субагентов, заведён </w:t>
-      </w:r>
-      <w:r>
-        <w:rPr>
-          <w:rFonts w:ascii="Courier New" w:hAnsi="Courier New"/>
-        </w:rPr>
-        <w:t>_state.md</w:t>
-      </w:r>
-      <w:r>
-        <w:t xml:space="preserve">, наполнена </w:t>
-      </w:r>
-      <w:r>
-        <w:rPr>
-          <w:rFonts w:ascii="Courier New" w:hAnsi="Courier New"/>
-        </w:rPr>
-        <w:t>references/</w:t>
-      </w:r>
-      <w:r>
-        <w:t xml:space="preserve">, заведён </w:t>
-      </w:r>
-      <w:r>
-        <w:rPr>
-          <w:rFonts w:ascii="Courier New" w:hAnsi="Courier New"/>
-        </w:rPr>
-        <w:t>_state-template.md</w:t>
-      </w:r>
-      <w:r>
-        <w:t xml:space="preserve">, встроена сверка со </w:t>
-      </w:r>
-      <w:r>
-        <w:rPr>
-          <w:rFonts w:ascii="Courier New" w:hAnsi="Courier New"/>
-        </w:rPr>
-        <w:t>speakers.md</w:t>
-      </w:r>
-      <w:r>
-        <w:t xml:space="preserve"> в </w:t>
-      </w:r>
-      <w:r>
-        <w:rPr>
-          <w:rFonts w:ascii="Courier New" w:hAnsi="Courier New"/>
-        </w:rPr>
-        <w:t>announce-writer</w:t>
-      </w:r>
-      <w:r>
-        <w:t xml:space="preserve"> и </w:t>
-      </w:r>
-      <w:r>
-        <w:rPr>
-          <w:rFonts w:ascii="Courier New" w:hAnsi="Courier New"/>
-        </w:rPr>
-        <w:t>methodist</w:t>
-      </w:r>
-      <w:r>
-        <w:t>. Все три пробела из аудита закрыты.</w:t>
+        <w:t>Боевые прогоны</w:t>
+      </w:r>
+      <w:r>
+        <w:t xml:space="preserve"> — видео-ветка (ТЗ на монтаж OpenClaw, передано монтажёру) + контентный сквозной (эфир Акселератора: концепция → лендинг → анонсы → презентация → гайд → редактура).</w:t>
       </w:r>
     </w:p>
     <w:p>
@@ -2297,19 +2233,19 @@
         <w:rPr>
           <w:b/>
         </w:rPr>
-        <w:t>Начата неделя 2:</w:t>
-      </w:r>
-      <w:r>
-        <w:t xml:space="preserve"> собрана бриф-фактура по ближайшему вебинару. Боевой прогон смещён на видео-ветку (</w:t>
+        <w:t>Измеримая зрелость</w:t>
+      </w:r>
+      <w:r>
+        <w:t xml:space="preserve"> — замер «правки 1-й против 2-й прогона»: ручные правки по языку упали с «всего объёма» до одной (</w:t>
       </w:r>
       <w:r>
         <w:rPr>
           <w:rFonts w:ascii="Courier New" w:hAnsi="Courier New"/>
         </w:rPr>
-        <w:t>video-edit-assistant</w:t>
-      </w:r>
-      <w:r>
-        <w:t>) — ждёт записи эфира от Повелительницы.</w:t>
+        <w:t>docs/2026-06-09_orchestra-run2-metric_doc.md</w:t>
+      </w:r>
+      <w:r>
+        <w:t>).</w:t>
       </w:r>
     </w:p>
     <w:p>
@@ -2320,57 +2256,193 @@
         <w:rPr>
           <w:b/>
         </w:rPr>
-        <w:t>Система готова принять реальную работу:</w:t>
-      </w:r>
-      <w:r>
-        <w:t xml:space="preserve"> запись/черновик ТЗ → монтажная ветка; новый несобранный вебинар → контентный конвейер по свежему шаблону. Вхолостую не гоняем.</w:t>
+        <w:t>Скилл `Montage-TZ`</w:t>
+      </w:r>
+      <w:r>
+        <w:t xml:space="preserve"> — запись эфира → черновик ТЗ за ~3,5 мин; устойчивое скачивание записей.</w:t>
       </w:r>
     </w:p>
     <w:p>
+      <w:pPr>
+        <w:pStyle w:val="ListBullet"/>
+      </w:pPr>
       <w:r>
         <w:rPr>
           <w:b/>
         </w:rPr>
-        <w:t>Что осталось доскринить вручную</w:t>
-      </w:r>
-      <w:r>
-        <w:t xml:space="preserve"> (отмечено в тексте как [СКРИНШОТ 1–4]): открыть в Zed файлы </w:t>
+        <w:t>Telegram-бот «Пульт оркестра»</w:t>
+      </w:r>
+      <w:r>
+        <w:t xml:space="preserve"> — мост к оркестру с телефона: статус запусков + три фоновые кнопки-задачи (ТЗ на монтаж, сравнение конкурентов, аудит посадки). Для веб-задач — изолированный браузер (цены конкурентов берутся с первоисточника, не из агрегаторов).</w:t>
+      </w:r>
+    </w:p>
+    <w:p>
+      <w:pPr>
+        <w:pStyle w:val="ListBullet"/>
+      </w:pPr>
+      <w:r>
+        <w:rPr>
+          <w:b/>
+        </w:rPr>
+        <w:t>Публичная витрина</w:t>
+      </w:r>
+      <w:r>
+        <w:t xml:space="preserve"> — репозиторий с README, документами и скриншотами работы; внутренние коммерческие данные (база знаний, материалы запусков) держатся локально, вне публичного репозитория.</w:t>
+      </w:r>
+    </w:p>
+    <w:p>
+      <w:pPr>
+        <w:pStyle w:val="ListBullet"/>
+      </w:pPr>
+      <w:r>
+        <w:rPr>
+          <w:b/>
+        </w:rPr>
+        <w:t>Скриншоты-доказательства собраны</w:t>
+      </w:r>
+      <w:r>
+        <w:t xml:space="preserve"> — </w:t>
       </w:r>
       <w:r>
         <w:rPr>
           <w:rFonts w:ascii="Courier New" w:hAnsi="Courier New"/>
         </w:rPr>
-        <w:t>editor.md</w:t>
-      </w:r>
-      <w:r>
-        <w:t xml:space="preserve">, </w:t>
+        <w:t>docs/proof/</w:t>
+      </w:r>
+      <w:r>
+        <w:t xml:space="preserve"> (скрин меню бота, e2e монтажа, страницы GitHub, замер).</w:t>
+      </w:r>
+    </w:p>
+    <w:p>
+      <w:pPr>
+        <w:pStyle w:val="Heading3"/>
+      </w:pPr>
+      <w:r>
+        <w:t>Сверх плана (не было в исходных 30 днях)</w:t>
+      </w:r>
+    </w:p>
+    <w:p>
+      <w:r>
+        <w:t xml:space="preserve">Скилл </w:t>
       </w:r>
       <w:r>
         <w:rPr>
           <w:rFonts w:ascii="Courier New" w:hAnsi="Courier New"/>
         </w:rPr>
-        <w:t>Webinar-Prep/SKILL.md</w:t>
-      </w:r>
-      <w:r>
-        <w:t xml:space="preserve">, </w:t>
+        <w:t>Montage-TZ</w:t>
+      </w:r>
+      <w:r>
+        <w:t xml:space="preserve">, Telegram-бот с фоновыми задачами, второй эталон </w:t>
       </w:r>
       <w:r>
         <w:rPr>
           <w:rFonts w:ascii="Courier New" w:hAnsi="Courier New"/>
         </w:rPr>
-        <w:t>agent-assistant/CLAUDE.md</w:t>
-      </w:r>
-      <w:r>
-        <w:t xml:space="preserve"> и/или заскринить вывод терминала из блока «Подтверждение из терминала»; опционально — дерево </w:t>
+        <w:t>decks/</w:t>
+      </w:r>
+      <w:r>
+        <w:t xml:space="preserve"> (образовательно-консультативный эфир), инфраструктура развёртывания (</w:t>
       </w:r>
       <w:r>
         <w:rPr>
           <w:rFonts w:ascii="Courier New" w:hAnsi="Courier New"/>
         </w:rPr>
-        <w:t>references/</w:t>
+        <w:t>DEPLOY.md</w:t>
+      </w:r>
+      <w:r>
+        <w:t xml:space="preserve"> + systemd) и почва под роли доступа.</w:t>
+      </w:r>
+    </w:p>
+    <w:p>
+      <w:pPr>
+        <w:pStyle w:val="Heading3"/>
+      </w:pPr>
+      <w:r>
+        <w:t>Что дорабатываем дальше</w:t>
+      </w:r>
+    </w:p>
+    <w:p>
+      <w:r>
+        <w:t xml:space="preserve">Подробности и оценка «что осталось хрупким» — в ретро </w:t>
+      </w:r>
+      <w:r>
+        <w:rPr>
+          <w:rFonts w:ascii="Courier New" w:hAnsi="Courier New"/>
+        </w:rPr>
+        <w:t>docs/2026-06-10_retro-i-plan-vpered_doc.md</w:t>
       </w:r>
       <w:r>
         <w:t>.</w:t>
+      </w:r>
+    </w:p>
+    <w:p>
+      <w:pPr>
+        <w:pStyle w:val="ListNumber"/>
+      </w:pPr>
+      <w:r>
+        <w:rPr>
+          <w:b/>
+        </w:rPr>
+        <w:t>Бот 24/7 на сервере</w:t>
+      </w:r>
+      <w:r>
+        <w:t xml:space="preserve"> — вывести из режима «работает при включённом компьютере» в always-on (VPS + автозапуск).</w:t>
+      </w:r>
+    </w:p>
+    <w:p>
+      <w:pPr>
+        <w:pStyle w:val="ListNumber"/>
+      </w:pPr>
+      <w:r>
+        <w:rPr>
+          <w:b/>
+        </w:rPr>
+        <w:t>Доступ коллегам</w:t>
+      </w:r>
+      <w:r>
+        <w:t xml:space="preserve"> — роли + изоляция данных + политика расхода общего лимита Claude.</w:t>
+      </w:r>
+    </w:p>
+    <w:p>
+      <w:pPr>
+        <w:pStyle w:val="ListNumber"/>
+      </w:pPr>
+      <w:r>
+        <w:rPr>
+          <w:b/>
+        </w:rPr>
+        <w:t>Разведчик воронки конкурента</w:t>
+      </w:r>
+      <w:r>
+        <w:t xml:space="preserve"> — карта чужой воронки по времени (регистрация → прогрев → офферы → постпродажа); архитектура спроектирована, код не начат.</w:t>
+      </w:r>
+    </w:p>
+    <w:p>
+      <w:pPr>
+        <w:pStyle w:val="ListNumber"/>
+      </w:pPr>
+      <w:r>
+        <w:rPr>
+          <w:b/>
+        </w:rPr>
+        <w:t>Второй замер метрики</w:t>
+      </w:r>
+      <w:r>
+        <w:t xml:space="preserve"> — на следующем реальном вебинаре (новая задача, не повтор), чтобы подтвердить тренд снижения правок.</w:t>
+      </w:r>
+    </w:p>
+    <w:p>
+      <w:pPr>
+        <w:pStyle w:val="ListNumber"/>
+      </w:pPr>
+      <w:r>
+        <w:rPr>
+          <w:b/>
+        </w:rPr>
+        <w:t>Имиджевый эталон `decks/`</w:t>
+      </w:r>
+      <w:r>
+        <w:t xml:space="preserve"> — структура контентного эфира без оффера, когда будет удачный исходник.</w:t>
       </w:r>
     </w:p>
     <w:sectPr>
